--- a/docs/Resident_Lovely_Master_Game_Design_Document.docx
+++ b/docs/Resident_Lovely_Master_Game_Design_Document.docx
@@ -39,7 +39,7 @@
           <w:sz w:val="20"/>
           <w:color w:val="475569"/>
         </w:rPr>
-        <w:t xml:space="preserve">Version: v1.5.0 (Full Graphic Overhaul & Integrated Masterwork)</w:t>
+        <w:t xml:space="preserve">Version: v1.6.0 (Advanced Sights, 360/180 Turning & 3-Mode Camera Engine)</w:t>
       </w:r>
     </w:p><w:p>
       <w:pPr>
@@ -91,7 +91,7 @@
           <w:sz w:val="22"/>
           <w:color w:val="05070A"/>
         </w:rPr>
-        <w:t xml:space="preserve">Players assume the role of Agent Joy, a cheerful operative of the S.M.I.L.E. Alpha Team, investigating the mysterious Gloom Outbreak inside the historic Chateau de la Joie mansion. Instead of horrific biological monstrosities, the estate is populated by sad, moping plushies called Grumps. By utilizing a 4-weapon arsenal of confectionery launchers, bubble shotguns, and confetti blasters, Agent Joy transforms all enemies into dancing party companions.</w:t>
+        <w:t xml:space="preserve">Players assume the role of Agent Joy, a cheerful operative of the S.M.I.L.E. Alpha Team, investigating the mysterious Gloom Outbreak inside the historic Chateau de la Joie mansion. By utilizing a 4-weapon arsenal of confectionery launchers, bubble shotguns, and confetti blasters, Agent Joy transforms all enemies into dancing party companions.</w:t>
       </w:r>
     </w:p><w:p>
       <w:pPr>
@@ -104,7 +104,7 @@
           <w:sz w:val="32"/>
           <w:color w:val="0F766E"/>
         </w:rPr>
-        <w:t xml:space="preserve">❖ 2. Graphic Overhaul & Visual Architecture (v1.5.0)</w:t>
+        <w:t xml:space="preserve">❖ 2. Camera Navigation & Sights Engine (v1.6.0)</w:t>
       </w:r>
     </w:p><w:p>
       <w:pPr>
@@ -117,67 +117,104 @@
           <w:sz w:val="26"/>
           <w:color w:val="D97706"/>
         </w:rPr>
-        <w:t xml:space="preserve">★ 2.1 Volumetric Lighting & Atmospheric Shading</w:t>
-      </w:r>
-    </w:p><w:p>
-      <w:pPr>
-        <w:ind w:left="400"/>
-        <w:spacing w:after="80"/>
-      </w:pPr>
-      <w:r>
-        <w:rPr>
-          <w:sz w:val="22"/>
-          <w:color w:val="05070A"/>
-        </w:rPr>
-        <w:t xml:space="preserve">•  Volumetric God Rays: Translucent additive pink light shafts projecting diagonally from the stained-glass rose window.</w:t>
-      </w:r>
-    </w:p><w:p>
-      <w:pPr>
-        <w:ind w:left="400"/>
-        <w:spacing w:after="80"/>
-      </w:pPr>
-      <w:r>
-        <w:rPr>
-          <w:sz w:val="22"/>
-          <w:color w:val="05070A"/>
-        </w:rPr>
-        <w:t xml:space="preserve">•  Ambient Stardust Motes: 55 floating glitter particles drifting through illuminated zones with Brownian motion.</w:t>
-      </w:r>
-    </w:p><w:p>
-      <w:pPr>
-        <w:ind w:left="400"/>
-        <w:spacing w:after="80"/>
-      </w:pPr>
-      <w:r>
-        <w:rPr>
-          <w:sz w:val="22"/>
-          <w:color w:val="05070A"/>
-        </w:rPr>
-        <w:t xml:space="preserve">•  Multi-Tier Crystal Chandelier: Gold framework with hanging crystal prisms casting refractive highlights.</w:t>
-      </w:r>
-    </w:p><w:p>
-      <w:pPr>
-        <w:ind w:left="400"/>
-        <w:spacing w:after="80"/>
-      </w:pPr>
-      <w:r>
-        <w:rPr>
-          <w:sz w:val="22"/>
-          <w:color w:val="05070A"/>
-        </w:rPr>
-        <w:t xml:space="preserve">•  Baroque Wall Wainscoting: Gilded moldings, wainscoting frames, and oil landscape paintings.</w:t>
-      </w:r>
-    </w:p><w:p>
-      <w:pPr>
-        <w:ind w:left="400"/>
-        <w:spacing w:after="80"/>
-      </w:pPr>
-      <w:r>
-        <w:rPr>
-          <w:sz w:val="22"/>
-          <w:color w:val="05070A"/>
-        </w:rPr>
-        <w:t xml:space="preserve">•  Solarium Cascading Fountain: Animated rotating water ripple rings and blooming pink rose bushes.</w:t>
+        <w:t xml:space="preserve">★ 2.1 3-Mode Camera System</w:t>
+      </w:r>
+    </w:p><w:p>
+      <w:pPr>
+        <w:ind w:left="400"/>
+        <w:spacing w:after="80"/>
+      </w:pPr>
+      <w:r>
+        <w:rPr>
+          <w:sz w:val="22"/>
+          <w:color w:val="05070A"/>
+        </w:rPr>
+        <w:t xml:space="preserve">•  Mode 1: Dynamic 360 Over-the-Shoulder (OTS) with free yaw orbit and pitch vertical elevation.</w:t>
+      </w:r>
+    </w:p><w:p>
+      <w:pPr>
+        <w:ind w:left="400"/>
+        <w:spacing w:after="80"/>
+      </w:pPr>
+      <w:r>
+        <w:rPr>
+          <w:sz w:val="22"/>
+          <w:color w:val="05070A"/>
+        </w:rPr>
+        <w:t xml:space="preserve">•  Mode 2: Classic Fixed Cinematic Camera Angles (Authentic Resident Evil Spencer Mansion style with preset cinematic room vantages and automatic trigger switching).</w:t>
+      </w:r>
+    </w:p><w:p>
+      <w:pPr>
+        <w:ind w:left="400"/>
+        <w:spacing w:after="80"/>
+      </w:pPr>
+      <w:r>
+        <w:rPr>
+          <w:sz w:val="22"/>
+          <w:color w:val="05070A"/>
+        </w:rPr>
+        <w:t xml:space="preserve">•  Mode 3: Precision First-Person / ADS Down-the-Sights View for immersive confetti sniping.</w:t>
+      </w:r>
+    </w:p><w:p>
+      <w:pPr>
+        <w:ind w:left="400"/>
+        <w:spacing w:after="80"/>
+      </w:pPr>
+      <w:r>
+        <w:rPr>
+          <w:sz w:val="22"/>
+          <w:color w:val="05070A"/>
+        </w:rPr>
+        <w:t xml:space="preserve">•  Instant toggle via Key V or HUD [VIEW] button.</w:t>
+      </w:r>
+    </w:p><w:p>
+      <w:pPr>
+        
+        <w:spacing w:after="140"/>
+      </w:pPr>
+      <w:r>
+        <w:rPr>
+          <w:b/>
+          <w:sz w:val="26"/>
+          <w:color w:val="D97706"/>
+        </w:rPr>
+        <w:t xml:space="preserve">★ 2.2 Dynamic Holographic Sights & Target Lock-On</w:t>
+      </w:r>
+    </w:p><w:p>
+      <w:pPr>
+        <w:ind w:left="400"/>
+        <w:spacing w:after="80"/>
+      </w:pPr>
+      <w:r>
+        <w:rPr>
+          <w:sz w:val="22"/>
+          <w:color w:val="05070A"/>
+        </w:rPr>
+        <w:t xml:space="preserve">•  Real-time Raycasting identifies closest Grump in line-of-sight when aiming.</w:t>
+      </w:r>
+    </w:p><w:p>
+      <w:pPr>
+        <w:ind w:left="400"/>
+        <w:spacing w:after="80"/>
+      </w:pPr>
+      <w:r>
+        <w:rPr>
+          <w:sz w:val="22"/>
+          <w:color w:val="05070A"/>
+        </w:rPr>
+        <w:t xml:space="preserve">•  HUD Lock-On Box with target name and range telemetry (e.g. LOCKED: GLOOM BEAR 7.2m).</w:t>
+      </w:r>
+    </w:p><w:p>
+      <w:pPr>
+        <w:ind w:left="400"/>
+        <w:spacing w:after="80"/>
+      </w:pPr>
+      <w:r>
+        <w:rPr>
+          <w:sz w:val="22"/>
+          <w:color w:val="05070A"/>
+        </w:rPr>
+        <w:t xml:space="preserve">•  180-Degree Quick-Turn (Key Z / S+Space / HUD Button) with camera whip and swoosh audio.</w:t>
       </w:r>
     </w:p><w:p>
       <w:pPr>
@@ -238,18 +275,6 @@
           <w:sz w:val="22"/>
           <w:color w:val="05070A"/>
         </w:rPr>
-        <w:t xml:space="preserve">•  180-Degree Quick-Turn: Instant character spin with camera follow whip and audio swoosh.</w:t>
-      </w:r>
-    </w:p><w:p>
-      <w:pPr>
-        <w:ind w:left="400"/>
-        <w:spacing w:after="80"/>
-      </w:pPr>
-      <w:r>
-        <w:rPr>
-          <w:sz w:val="22"/>
-          <w:color w:val="05070A"/>
-        </w:rPr>
         <w:t xml:space="preserve">•  Typewriter Save Chronicle Modal: Classic prompt with mechanical keystrokes and carriage return bell.</w:t>
       </w:r>
     </w:p><w:p>
@@ -420,7 +445,7 @@
           <w:sz w:val="22"/>
           <w:color w:val="05070A"/>
         </w:rPr>
-        <w:t xml:space="preserve">•  Phase 7 (v1.6.0): Confectionery Kitchen Wing & Master Chef Boss [IN PROGRESS]</w:t>
+        <w:t xml:space="preserve">•  Phase 7 (v1.6.0): Advanced Sights, 360/180 Turn, 3-Mode Camera Engine (Fixed/OTS/ADS) [100% COMPLETE]</w:t>
       </w:r>
     </w:p><w:p>
       <w:pPr>

--- a/docs/Resident_Lovely_Master_Game_Design_Document.docx
+++ b/docs/Resident_Lovely_Master_Game_Design_Document.docx
@@ -39,7 +39,7 @@
           <w:sz w:val="20"/>
           <w:color w:val="475569"/>
         </w:rPr>
-        <w:t xml:space="preserve">Version: v1.6.0 (Advanced Sights, 360/180 Turning & 3-Mode Camera Engine)</w:t>
+        <w:t xml:space="preserve">Version: v1.7.0 (Kawaii Holographic Blueprint & Master Tactical Map Engine)</w:t>
       </w:r>
     </w:p><w:p>
       <w:pPr>
@@ -104,7 +104,7 @@
           <w:sz w:val="32"/>
           <w:color w:val="0F766E"/>
         </w:rPr>
-        <w:t xml:space="preserve">❖ 2. Camera Navigation & Sights Engine (v1.6.0)</w:t>
+        <w:t xml:space="preserve">❖ 2. Kawaii Holographic Blueprint & Tactical Map Engine (v1.7.0)</w:t>
       </w:r>
     </w:p><w:p>
       <w:pPr>
@@ -117,104 +117,67 @@
           <w:sz w:val="26"/>
           <w:color w:val="D97706"/>
         </w:rPr>
-        <w:t xml:space="preserve">★ 2.1 3-Mode Camera System</w:t>
-      </w:r>
-    </w:p><w:p>
-      <w:pPr>
-        <w:ind w:left="400"/>
-        <w:spacing w:after="80"/>
-      </w:pPr>
-      <w:r>
-        <w:rPr>
-          <w:sz w:val="22"/>
-          <w:color w:val="05070A"/>
-        </w:rPr>
-        <w:t xml:space="preserve">•  Mode 1: Dynamic 360 Over-the-Shoulder (OTS) with free yaw orbit and pitch vertical elevation.</w:t>
-      </w:r>
-    </w:p><w:p>
-      <w:pPr>
-        <w:ind w:left="400"/>
-        <w:spacing w:after="80"/>
-      </w:pPr>
-      <w:r>
-        <w:rPr>
-          <w:sz w:val="22"/>
-          <w:color w:val="05070A"/>
-        </w:rPr>
-        <w:t xml:space="preserve">•  Mode 2: Classic Fixed Cinematic Camera Angles (Authentic Resident Evil Spencer Mansion style with preset cinematic room vantages and automatic trigger switching).</w:t>
-      </w:r>
-    </w:p><w:p>
-      <w:pPr>
-        <w:ind w:left="400"/>
-        <w:spacing w:after="80"/>
-      </w:pPr>
-      <w:r>
-        <w:rPr>
-          <w:sz w:val="22"/>
-          <w:color w:val="05070A"/>
-        </w:rPr>
-        <w:t xml:space="preserve">•  Mode 3: Precision First-Person / ADS Down-the-Sights View for immersive confetti sniping.</w:t>
-      </w:r>
-    </w:p><w:p>
-      <w:pPr>
-        <w:ind w:left="400"/>
-        <w:spacing w:after="80"/>
-      </w:pPr>
-      <w:r>
-        <w:rPr>
-          <w:sz w:val="22"/>
-          <w:color w:val="05070A"/>
-        </w:rPr>
-        <w:t xml:space="preserve">•  Instant toggle via Key V or HUD [VIEW] button.</w:t>
-      </w:r>
-    </w:p><w:p>
-      <w:pPr>
-        
-        <w:spacing w:after="140"/>
-      </w:pPr>
-      <w:r>
-        <w:rPr>
-          <w:b/>
-          <w:sz w:val="26"/>
-          <w:color w:val="D97706"/>
-        </w:rPr>
-        <w:t xml:space="preserve">★ 2.2 Dynamic Holographic Sights & Target Lock-On</w:t>
-      </w:r>
-    </w:p><w:p>
-      <w:pPr>
-        <w:ind w:left="400"/>
-        <w:spacing w:after="80"/>
-      </w:pPr>
-      <w:r>
-        <w:rPr>
-          <w:sz w:val="22"/>
-          <w:color w:val="05070A"/>
-        </w:rPr>
-        <w:t xml:space="preserve">•  Real-time Raycasting identifies closest Grump in line-of-sight when aiming.</w:t>
-      </w:r>
-    </w:p><w:p>
-      <w:pPr>
-        <w:ind w:left="400"/>
-        <w:spacing w:after="80"/>
-      </w:pPr>
-      <w:r>
-        <w:rPr>
-          <w:sz w:val="22"/>
-          <w:color w:val="05070A"/>
-        </w:rPr>
-        <w:t xml:space="preserve">•  HUD Lock-On Box with target name and range telemetry (e.g. LOCKED: GLOOM BEAR 7.2m).</w:t>
-      </w:r>
-    </w:p><w:p>
-      <w:pPr>
-        <w:ind w:left="400"/>
-        <w:spacing w:after="80"/>
-      </w:pPr>
-      <w:r>
-        <w:rPr>
-          <w:sz w:val="22"/>
-          <w:color w:val="05070A"/>
-        </w:rPr>
-        <w:t xml:space="preserve">•  180-Degree Quick-Turn (Key Z / S+Space / HUD Button) with camera whip and swoosh audio.</w:t>
+        <w:t xml:space="preserve">★ 2.1 Multi-Layer Estate Blueprint</w:t>
+      </w:r>
+    </w:p><w:p>
+      <w:pPr>
+        <w:ind w:left="400"/>
+        <w:spacing w:after="80"/>
+      </w:pPr>
+      <w:r>
+        <w:rPr>
+          <w:sz w:val="22"/>
+          <w:color w:val="05070A"/>
+        </w:rPr>
+        <w:t xml:space="preserve">•  Multi-Level Floor Selector: Ground Floor (1F) and Mezzanine Balconies (2F).</w:t>
+      </w:r>
+    </w:p><w:p>
+      <w:pPr>
+        <w:ind w:left="400"/>
+        <w:spacing w:after="80"/>
+      </w:pPr>
+      <w:r>
+        <w:rPr>
+          <w:sz w:val="22"/>
+          <w:color w:val="05070A"/>
+        </w:rPr>
+        <w:t xml:space="preserve">•  High-Fidelity Vector SVG Floorplan: Displays checkerboard rotunda, Grand Concert Piano, save gramophones, bubbling alchemical cauldron, and tiered fountain.</w:t>
+      </w:r>
+    </w:p><w:p>
+      <w:pPr>
+        <w:ind w:left="400"/>
+        <w:spacing w:after="80"/>
+      </w:pPr>
+      <w:r>
+        <w:rPr>
+          <w:sz w:val="22"/>
+          <w:color w:val="05070A"/>
+        </w:rPr>
+        <w:t xml:space="preserve">•  Live Player Beacon: Real-time coordinate positioning with expanding radar pulse rings and direction arrow.</w:t>
+      </w:r>
+    </w:p><w:p>
+      <w:pPr>
+        <w:ind w:left="400"/>
+        <w:spacing w:after="80"/>
+      </w:pPr>
+      <w:r>
+        <w:rPr>
+          <w:sz w:val="22"/>
+          <w:color w:val="05070A"/>
+        </w:rPr>
+        <w:t xml:space="preserve">•  Interactive Room Inspection: Clicking/tapping any chamber reveals sector happiness %, unresolved puzzles, and active Grump plushie counts.</w:t>
+      </w:r>
+    </w:p><w:p>
+      <w:pPr>
+        <w:ind w:left="400"/>
+        <w:spacing w:after="80"/>
+      </w:pPr>
+      <w:r>
+        <w:rPr>
+          <w:sz w:val="22"/>
+          <w:color w:val="05070A"/>
+        </w:rPr>
+        <w:t xml:space="preserve">•  Surveillance Optical Feed: Simulated CRT scanlines with real-time security camera preview.</w:t>
       </w:r>
     </w:p><w:p>
       <w:pPr>
@@ -227,67 +190,55 @@
           <w:sz w:val="32"/>
           <w:color w:val="0F766E"/>
         </w:rPr>
-        <w:t xml:space="preserve">❖ 3. Core Mechanics & RE Parody Systems</w:t>
-      </w:r>
-    </w:p><w:p>
-      <w:pPr>
-        <w:ind w:left="400"/>
-        <w:spacing w:after="80"/>
-      </w:pPr>
-      <w:r>
-        <w:rPr>
-          <w:sz w:val="22"/>
-          <w:color w:val="05070A"/>
-        </w:rPr>
-        <w:t xml:space="preserve">•  Joy Vitality ECG: Dynamic heartbeat graph (MAX BLISS, CHEERFUL, GRUMPY).</w:t>
-      </w:r>
-    </w:p><w:p>
-      <w:pPr>
-        <w:ind w:left="400"/>
-        <w:spacing w:after="80"/>
-      </w:pPr>
-      <w:r>
-        <w:rPr>
-          <w:sz w:val="22"/>
-          <w:color w:val="05070A"/>
-        </w:rPr>
-        <w:t xml:space="preserve">•  8-Slot Resident Evil Inventory Grid: 4x2 slot layout with combine, examine, use, drop.</w:t>
-      </w:r>
-    </w:p><w:p>
-      <w:pPr>
-        <w:ind w:left="400"/>
-        <w:spacing w:after="80"/>
-      </w:pPr>
-      <w:r>
-        <w:rPr>
-          <w:sz w:val="22"/>
-          <w:color w:val="05070A"/>
-        </w:rPr>
-        <w:t xml:space="preserve">•  3D Item Inspection Orbit Viewer: 360-degree interactive rotation to discover hidden lore and key secrets.</w:t>
-      </w:r>
-    </w:p><w:p>
-      <w:pPr>
-        <w:ind w:left="400"/>
-        <w:spacing w:after="80"/>
-      </w:pPr>
-      <w:r>
-        <w:rPr>
-          <w:sz w:val="22"/>
-          <w:color w:val="05070A"/>
-        </w:rPr>
-        <w:t xml:space="preserve">•  Typewriter Save Chronicle Modal: Classic prompt with mechanical keystrokes and carriage return bell.</w:t>
-      </w:r>
-    </w:p><w:p>
-      <w:pPr>
-        <w:ind w:left="400"/>
-        <w:spacing w:after="80"/>
-      </w:pPr>
-      <w:r>
-        <w:rPr>
-          <w:sz w:val="22"/>
-          <w:color w:val="05070A"/>
-        </w:rPr>
-        <w:t xml:space="preserve">•  3-Tier Herb Alchemy: Green+Green (Double Herb), Green+Red (Bliss Cupcake), Double+Green (Ultra Elixir).</w:t>
+        <w:t xml:space="preserve">❖ 3. Dual-Smoothing Camera Navigation & Sights Engine</w:t>
+      </w:r>
+    </w:p><w:p>
+      <w:pPr>
+        <w:ind w:left="400"/>
+        <w:spacing w:after="80"/>
+      </w:pPr>
+      <w:r>
+        <w:rPr>
+          <w:sz w:val="22"/>
+          <w:color w:val="05070A"/>
+        </w:rPr>
+        <w:t xml:space="preserve">•  Dual-Smoothing Interpolation: Both camera position and lookAt target are smoothly lerped at 0.18 factor, eliminating all camera snapping and jitter.</w:t>
+      </w:r>
+    </w:p><w:p>
+      <w:pPr>
+        <w:ind w:left="400"/>
+        <w:spacing w:after="80"/>
+      </w:pPr>
+      <w:r>
+        <w:rPr>
+          <w:sz w:val="22"/>
+          <w:color w:val="05070A"/>
+        </w:rPr>
+        <w:t xml:space="preserve">•  Wall Collision Clamping: Clamps camera safely inside chamber walls to prevent black void exposure.</w:t>
+      </w:r>
+    </w:p><w:p>
+      <w:pPr>
+        <w:ind w:left="400"/>
+        <w:spacing w:after="80"/>
+      </w:pPr>
+      <w:r>
+        <w:rPr>
+          <w:sz w:val="22"/>
+          <w:color w:val="05070A"/>
+        </w:rPr>
+        <w:t xml:space="preserve">•  3-Mode Camera Toggle: 360 OTS (Over-The-Shoulder), Classic Fixed Cinematic Angles, and First-Person ADS.</w:t>
+      </w:r>
+    </w:p><w:p>
+      <w:pPr>
+        <w:ind w:left="400"/>
+        <w:spacing w:after="80"/>
+      </w:pPr>
+      <w:r>
+        <w:rPr>
+          <w:sz w:val="22"/>
+          <w:color w:val="05070A"/>
+        </w:rPr>
+        <w:t xml:space="preserve">•  Dynamic Holographic Sights: Real-time raycasting lock-on box with target name and range measurement in meters.</w:t>
       </w:r>
     </w:p><w:p>
       <w:pPr>
@@ -300,55 +251,67 @@
           <w:sz w:val="32"/>
           <w:color w:val="0F766E"/>
         </w:rPr>
-        <w:t xml:space="preserve">❖ 4. 4-Weapon Wholesome Arsenal</w:t>
-      </w:r>
-    </w:p><w:p>
-      <w:pPr>
-        <w:ind w:left="400"/>
-        <w:spacing w:after="80"/>
-      </w:pPr>
-      <w:r>
-        <w:rPr>
-          <w:sz w:val="22"/>
-          <w:color w:val="05070A"/>
-        </w:rPr>
-        <w:t xml:space="preserve">•  Mk-IV Confetti Pistol: Star-shaped sparkle darts with rapid fire and golden muzzle flashes.</w:t>
-      </w:r>
-    </w:p><w:p>
-      <w:pPr>
-        <w:ind w:left="400"/>
-        <w:spacing w:after="80"/>
-      </w:pPr>
-      <w:r>
-        <w:rPr>
-          <w:sz w:val="22"/>
-          <w:color w:val="05070A"/>
-        </w:rPr>
-        <w:t xml:space="preserve">•  Pastry Bubble Shotgun: 5-pellet bubble spread with buoyant physics trapping enemies inside soap bubbles.</w:t>
-      </w:r>
-    </w:p><w:p>
-      <w:pPr>
-        <w:ind w:left="400"/>
-        <w:spacing w:after="80"/>
-      </w:pPr>
-      <w:r>
-        <w:rPr>
-          <w:sz w:val="22"/>
-          <w:color w:val="05070A"/>
-        </w:rPr>
-        <w:t xml:space="preserve">•  Confectionery Mortar: Arcing ballistic cupcake missile with 360-degree confetti shockwave and screen shake.</w:t>
-      </w:r>
-    </w:p><w:p>
-      <w:pPr>
-        <w:ind w:left="400"/>
-        <w:spacing w:after="80"/>
-      </w:pPr>
-      <w:r>
-        <w:rPr>
-          <w:sz w:val="22"/>
-          <w:color w:val="05070A"/>
-        </w:rPr>
-        <w:t xml:space="preserve">•  Prismatic Joy Beam: Twisting dual-helix rainbow laser with intense core glow and synth hum.</w:t>
+        <w:t xml:space="preserve">❖ 4. Core Mechanics & RE Parody Systems</w:t>
+      </w:r>
+    </w:p><w:p>
+      <w:pPr>
+        <w:ind w:left="400"/>
+        <w:spacing w:after="80"/>
+      </w:pPr>
+      <w:r>
+        <w:rPr>
+          <w:sz w:val="22"/>
+          <w:color w:val="05070A"/>
+        </w:rPr>
+        <w:t xml:space="preserve">•  Joy Vitality ECG: Dynamic heartbeat graph (MAX BLISS, CHEERFUL, GRUMPY).</w:t>
+      </w:r>
+    </w:p><w:p>
+      <w:pPr>
+        <w:ind w:left="400"/>
+        <w:spacing w:after="80"/>
+      </w:pPr>
+      <w:r>
+        <w:rPr>
+          <w:sz w:val="22"/>
+          <w:color w:val="05070A"/>
+        </w:rPr>
+        <w:t xml:space="preserve">•  8-Slot Resident Evil Inventory Grid: 4x2 slot layout with combine, examine, use, drop.</w:t>
+      </w:r>
+    </w:p><w:p>
+      <w:pPr>
+        <w:ind w:left="400"/>
+        <w:spacing w:after="80"/>
+      </w:pPr>
+      <w:r>
+        <w:rPr>
+          <w:sz w:val="22"/>
+          <w:color w:val="05070A"/>
+        </w:rPr>
+        <w:t xml:space="preserve">•  3D Item Inspection Orbit Viewer: 360-degree interactive rotation to discover hidden lore and key secrets.</w:t>
+      </w:r>
+    </w:p><w:p>
+      <w:pPr>
+        <w:ind w:left="400"/>
+        <w:spacing w:after="80"/>
+      </w:pPr>
+      <w:r>
+        <w:rPr>
+          <w:sz w:val="22"/>
+          <w:color w:val="05070A"/>
+        </w:rPr>
+        <w:t xml:space="preserve">•  Typewriter Save Chronicle Modal: Classic prompt with mechanical keystrokes and carriage return bell.</w:t>
+      </w:r>
+    </w:p><w:p>
+      <w:pPr>
+        <w:ind w:left="400"/>
+        <w:spacing w:after="80"/>
+      </w:pPr>
+      <w:r>
+        <w:rPr>
+          <w:sz w:val="22"/>
+          <w:color w:val="05070A"/>
+        </w:rPr>
+        <w:t xml:space="preserve">•  3-Tier Herb Alchemy: Green+Green (Double Herb), Green+Red (Bliss Cupcake), Double+Green (Ultra Elixir).</w:t>
       </w:r>
     </w:p><w:p>
       <w:pPr>
@@ -361,7 +324,68 @@
           <w:sz w:val="32"/>
           <w:color w:val="0F766E"/>
         </w:rPr>
-        <w:t xml:space="preserve">❖ 5. Phased Development Roadmap</w:t>
+        <w:t xml:space="preserve">❖ 5. 4-Weapon Wholesome Arsenal</w:t>
+      </w:r>
+    </w:p><w:p>
+      <w:pPr>
+        <w:ind w:left="400"/>
+        <w:spacing w:after="80"/>
+      </w:pPr>
+      <w:r>
+        <w:rPr>
+          <w:sz w:val="22"/>
+          <w:color w:val="05070A"/>
+        </w:rPr>
+        <w:t xml:space="preserve">•  Mk-IV Confetti Pistol: Star-shaped sparkle darts with rapid fire and golden muzzle flashes.</w:t>
+      </w:r>
+    </w:p><w:p>
+      <w:pPr>
+        <w:ind w:left="400"/>
+        <w:spacing w:after="80"/>
+      </w:pPr>
+      <w:r>
+        <w:rPr>
+          <w:sz w:val="22"/>
+          <w:color w:val="05070A"/>
+        </w:rPr>
+        <w:t xml:space="preserve">•  Pastry Bubble Shotgun: 5-pellet bubble spread with buoyant physics trapping enemies inside soap bubbles.</w:t>
+      </w:r>
+    </w:p><w:p>
+      <w:pPr>
+        <w:ind w:left="400"/>
+        <w:spacing w:after="80"/>
+      </w:pPr>
+      <w:r>
+        <w:rPr>
+          <w:sz w:val="22"/>
+          <w:color w:val="05070A"/>
+        </w:rPr>
+        <w:t xml:space="preserve">•  Confectionery Mortar: Arcing ballistic cupcake missile with 360-degree confetti shockwave and screen shake.</w:t>
+      </w:r>
+    </w:p><w:p>
+      <w:pPr>
+        <w:ind w:left="400"/>
+        <w:spacing w:after="80"/>
+      </w:pPr>
+      <w:r>
+        <w:rPr>
+          <w:sz w:val="22"/>
+          <w:color w:val="05070A"/>
+        </w:rPr>
+        <w:t xml:space="preserve">•  Prismatic Joy Beam: Twisting dual-helix rainbow laser with intense core glow and synth hum.</w:t>
+      </w:r>
+    </w:p><w:p>
+      <w:pPr>
+        
+        <w:spacing w:after="180"/>
+      </w:pPr>
+      <w:r>
+        <w:rPr>
+          <w:b/>
+          <w:sz w:val="32"/>
+          <w:color w:val="0F766E"/>
+        </w:rPr>
+        <w:t xml:space="preserve">❖ 6. Phased Development Roadmap</w:t>
       </w:r>
     </w:p><w:p>
       <w:pPr>
@@ -445,19 +469,31 @@
           <w:sz w:val="22"/>
           <w:color w:val="05070A"/>
         </w:rPr>
-        <w:t xml:space="preserve">•  Phase 7 (v1.6.0): Advanced Sights, 360/180 Turn, 3-Mode Camera Engine (Fixed/OTS/ADS) [100% COMPLETE]</w:t>
-      </w:r>
-    </w:p><w:p>
-      <w:pPr>
-        <w:ind w:left="400"/>
-        <w:spacing w:after="80"/>
-      </w:pPr>
-      <w:r>
-        <w:rPr>
-          <w:sz w:val="22"/>
-          <w:color w:val="05070A"/>
-        </w:rPr>
-        <w:t xml:space="preserve">•  Phase 8 (v2.0.0): 2-Player Co-Op over WebRTC & WebXR VR Mode [PLANNED]</w:t>
+        <w:t xml:space="preserve">•  Phase 7 (v1.6.0): Advanced Sights, 360/180 Turn, Dual-Smoothing Camera Engine [100% COMPLETE]</w:t>
+      </w:r>
+    </w:p><w:p>
+      <w:pPr>
+        <w:ind w:left="400"/>
+        <w:spacing w:after="80"/>
+      </w:pPr>
+      <w:r>
+        <w:rPr>
+          <w:sz w:val="22"/>
+          <w:color w:val="05070A"/>
+        </w:rPr>
+        <w:t xml:space="preserve">•  Phase 8 (v1.7.0): Kawaii Holographic Blueprint & Master Map System [100% COMPLETE]</w:t>
+      </w:r>
+    </w:p><w:p>
+      <w:pPr>
+        <w:ind w:left="400"/>
+        <w:spacing w:after="80"/>
+      </w:pPr>
+      <w:r>
+        <w:rPr>
+          <w:sz w:val="22"/>
+          <w:color w:val="05070A"/>
+        </w:rPr>
+        <w:t xml:space="preserve">•  Phase 9 (v2.0.0): 2-Player Co-Op over WebRTC & WebXR VR Mode [PLANNED]</w:t>
       </w:r>
     </w:p>
     <w:sectPr>

--- a/docs/Resident_Lovely_Master_Game_Design_Document.docx
+++ b/docs/Resident_Lovely_Master_Game_Design_Document.docx
@@ -41,7 +41,7 @@
           <w:sz w:val="20"/>
           <w:color w:val="64748B"/>
         </w:rPr>
-        <w:t>Version 6.1.0 | Standard: NEXUS PRIVE v6.1 | Pierrefektion Architecture</w:t>
+        <w:t>Version 6.2.0 | Standard: NEXUS PRIVE v6.2 | Pierrefektion Architecture</w:t>
       </w:r>
     </w:p>
     <!-- Section 1 -->

--- a/docs/Resident_Lovely_Master_Game_Design_Document.docx
+++ b/docs/Resident_Lovely_Master_Game_Design_Document.docx
@@ -41,7 +41,7 @@
           <w:sz w:val="20"/>
           <w:color w:val="64748B"/>
         </w:rPr>
-        <w:t>Version 6.2.0 | Standard: NEXUS PRIVE v6.2 | Pierrefektion Architecture</w:t>
+        <w:t>Version 6.3.0 | Standard: NEXUS PRIVE v6.3 | Pierrefektion Architecture</w:t>
       </w:r>
     </w:p>
     <!-- Section 1 -->
